--- a/tarefas/Tarefa_5_Imagens_GradCAM_Versao_Minima.docx
+++ b/tarefas/Tarefa_5_Imagens_GradCAM_Versao_Minima.docx
@@ -127,7 +127,7 @@
         <w:pStyle w:val="ListBullet"/>
       </w:pPr>
       <w:r>
-        <w:t>CNN com duas convoluções, até cinco épocas, batch size 64 e semente 42. Early stopping acompanha a AUC de validação, com paciência 2, e restaura os melhores pesos.</w:t>
+        <w:t>CNN com duas convoluções, até 30 épocas, batch size 64 e semente 42. Adam começa com taxa de aprendizado 0,001. Early stopping acompanha a AUC de validação, com paciência 5, e restaura os melhores pesos. Após duas épocas sem melhora suficiente da AUC de validação, ReduceLROnPlateau reduz a taxa pela metade, até o mínimo de 0,00001.</w:t>
       </w:r>
     </w:p>
     <w:p>
@@ -169,7 +169,12 @@
     </w:p>
     <w:p>
       <w:r>
-        <w:t>Execute as células 3 e 4. Explique, em linguagem própria, o papel das convoluções, do pooling e da sigmoide. Registre quantas épocas foram executadas e qual teve a maior AUC de validação. Analise as curvas de erro e AUC: há sinais de diferença entre treino e validação? Evite concluir que cinco épocas garantem ausência de sobreajuste. O teste não pode orientar a escolha da época, do modelo ou do limiar.</w:t>
+        <w:t>Execute as células 3 e 4. Explique, em linguagem própria, o papel das convoluções, do pooling e da sigmoide. Registre quantas épocas foram executadas, qual teve a maior AUC de validação e se houve redução da taxa de aprendizado. Compare a AUC de validação na quinta época com a melhor observada, se houver ao menos cinco épocas. Analise as curvas de erro e AUC: há sinais de diferença entre treino e validação? A melhor época coincidir com a última sugere que o limite pode ter sido atingido antes da estabilização, mas aumentar o limite não garante melhora nem ausência de sobreajuste. O teste não pode orientar a escolha da época, do modelo ou do limiar.</w:t>
+      </w:r>
+    </w:p>
+    <w:p>
+      <w:r>
+        <w:t>O treinamento pode terminar antes de 30 épocas por parada antecipada. A 11 segundos por época, o limite representa aproximadamente 5–6 minutos. Para começar do zero, execute a célula 3 antes da 4; repetir apenas a célula 4 continua a partir dos pesos atuais.</w:t>
       </w:r>
     </w:p>
     <w:p>
@@ -331,6 +336,38 @@
             <w:u w:val="single"/>
           </w:rPr>
           <w:t>Exemplo oficial de Grad-CAM — Keras</w:t>
+        </w:r>
+      </w:hyperlink>
+      <w:r/>
+    </w:p>
+    <w:p>
+      <w:pPr>
+        <w:pStyle w:val="ListBullet"/>
+      </w:pPr>
+      <w:r/>
+      <w:hyperlink r:id="rId17">
+        <w:r>
+          <w:rPr>
+            <w:color w:val="087E8B"/>
+            <w:u w:val="single"/>
+          </w:rPr>
+          <w:t>EarlyStopping — Keras</w:t>
+        </w:r>
+      </w:hyperlink>
+      <w:r/>
+    </w:p>
+    <w:p>
+      <w:pPr>
+        <w:pStyle w:val="ListBullet"/>
+      </w:pPr>
+      <w:r/>
+      <w:hyperlink r:id="rId18">
+        <w:r>
+          <w:rPr>
+            <w:color w:val="087E8B"/>
+            <w:u w:val="single"/>
+          </w:rPr>
+          <w:t>ReduceLROnPlateau — Keras</w:t>
         </w:r>
       </w:hyperlink>
       <w:r/>
